--- a/Wanshu_Zhang_CV.docx
+++ b/Wanshu_Zhang_CV.docx
@@ -4,257 +4,81 @@
   <w:body>
     <w:p>
       <w:pPr>
-        <w:widowControl/>
-        <w:spacing w:after="20"/>
+        <w:spacing w:after="60"/>
       </w:pPr>
       <w:r>
         <w:rPr>
-          <w:rFonts w:ascii="Arial" w:hAnsi="Arial"/>
           <w:b/>
-          <w:color w:val="181F1C"/>
-          <w:sz w:val="40"/>
+          <w:i w:val="0"/>
+          <w:sz w:val="42"/>
         </w:rPr>
         <w:t>Wanshu Zhang</w:t>
       </w:r>
     </w:p>
     <w:p>
       <w:pPr>
-        <w:widowControl/>
-        <w:spacing w:after="40"/>
+        <w:pStyle w:val="Small"/>
       </w:pPr>
       <w:r>
         <w:rPr>
-          <w:sz w:val="17"/>
+          <w:b w:val="0"/>
+          <w:i w:val="0"/>
         </w:rPr>
-        <w:t xml:space="preserve">Luxembourg  |  </w:t>
+        <w:t>Belval, Luxembourg  |  wanshu.zhang@uni.lu</w:t>
       </w:r>
-      <w:hyperlink r:id="rId9">
+    </w:p>
+    <w:p>
+      <w:pPr>
+        <w:pStyle w:val="Small"/>
+      </w:pPr>
+      <w:r>
+        <w:rPr>
+          <w:b w:val="0"/>
+          <w:i w:val="0"/>
+        </w:rPr>
+        <w:t xml:space="preserve">Latest research and projects: </w:t>
+      </w:r>
+      <w:hyperlink r:id="rId11">
         <w:r>
           <w:rPr>
-            <w:color w:val="1F705E"/>
-            <w:sz w:val="17"/>
+            <w:color w:val="1F625B"/>
+            <w:sz w:val="20"/>
           </w:rPr>
-          <w:t>wanshu.zhang@uni.lu</w:t>
+          <w:t xml:space="preserve">wanshu-personal-site.vercel.app</w:t>
         </w:r>
       </w:hyperlink>
       <w:r>
+        <w:rPr>
+          <w:b w:val="0"/>
+          <w:i w:val="0"/>
+        </w:rPr>
         <w:t xml:space="preserve">  |  </w:t>
       </w:r>
-      <w:hyperlink r:id="rId10">
+      <w:hyperlink r:id="rId12">
         <w:r>
           <w:rPr>
-            <w:color w:val="1F705E"/>
-            <w:sz w:val="17"/>
+            <w:color w:val="1F625B"/>
+            <w:sz w:val="20"/>
           </w:rPr>
-          <w:t>github.com/wanshuzhang-story</w:t>
+          <w:t xml:space="preserve">GitHub</w:t>
         </w:r>
       </w:hyperlink>
     </w:p>
     <w:p>
       <w:pPr>
-        <w:widowControl/>
-        <w:spacing w:after="100"/>
+        <w:spacing w:after="80"/>
       </w:pPr>
       <w:r>
         <w:rPr>
-          <w:b/>
-          <w:color w:val="1F705E"/>
-          <w:sz w:val="18"/>
+          <w:b w:val="0"/>
+          <w:i w:val="0"/>
         </w:rPr>
-        <w:t>Computational history  •  NLP &amp; LLM evaluation  •  information networks  •  digital systems</w:t>
+        <w:t>Digital historian combining historical source criticism, linguistics and LLM evaluation. My PhD develops computational approaches to rumour and examines how earlier reporting failures enter later evidence assessment.</w:t>
       </w:r>
     </w:p>
     <w:p>
       <w:pPr>
-        <w:widowControl/>
-        <w:spacing w:after="120"/>
-      </w:pPr>
-      <w:r>
-        <w:rPr>
-          <w:b/>
-        </w:rPr>
-        <w:t xml:space="preserve">Research profile. </w:t>
-      </w:r>
-      <w:r>
-        <w:t>PhD researcher at the Luxembourg Centre for Contemporary and Digital History (C²DH), University of Luxembourg. I study how uncertain claims change through repetition, attribution, correction, and reuse, and I build reproducible computational workflows for noisy historical text. My work combines NLP and LLM evaluation, annotation and benchmark design, provenance/source-reuse networks, large-scale corpus processing, and public-facing digital systems.</w:t>
-      </w:r>
-    </w:p>
-    <w:tbl>
-      <w:tblPr>
-        <w:tblW w:type="auto" w:w="0"/>
-        <w:jc w:val="center"/>
-        <w:tblLayout w:type="fixed"/>
-        <w:tblLook w:firstColumn="1" w:firstRow="1" w:lastColumn="0" w:lastRow="0" w:noHBand="0" w:noVBand="1" w:val="04A0"/>
-      </w:tblPr>
-      <w:tblGrid>
-        <w:gridCol w:w="5227"/>
-        <w:gridCol w:w="5227"/>
-      </w:tblGrid>
-      <w:tr>
-        <w:tc>
-          <w:tcPr>
-            <w:tcW w:type="dxa" w:w="5112"/>
-            <w:vAlign w:val="center"/>
-            <w:shd w:fill="EEF4F1"/>
-            <w:tcMar>
-              <w:top w:w="75" w:type="dxa"/>
-              <w:start w:w="90" w:type="dxa"/>
-              <w:bottom w:w="75" w:type="dxa"/>
-              <w:end w:w="90" w:type="dxa"/>
-            </w:tcMar>
-          </w:tcPr>
-          <w:p>
-            <w:pPr>
-              <w:spacing w:after="20"/>
-            </w:pPr>
-            <w:r/>
-            <w:r>
-              <w:rPr>
-                <w:b/>
-                <w:color w:val="1F705E"/>
-                <w:sz w:val="17"/>
-              </w:rPr>
-              <w:t>AI / NLP</w:t>
-            </w:r>
-          </w:p>
-          <w:p>
-            <w:pPr>
-              <w:spacing w:after="0"/>
-            </w:pPr>
-            <w:r>
-              <w:rPr>
-                <w:color w:val="181F1C"/>
-                <w:sz w:val="15"/>
-              </w:rPr>
-              <w:t>LLM annotation and evaluation; event/entity extraction; semantic similarity; OCR-aware processing.</w:t>
-            </w:r>
-          </w:p>
-        </w:tc>
-        <w:tc>
-          <w:tcPr>
-            <w:tcW w:type="dxa" w:w="5112"/>
-            <w:vAlign w:val="center"/>
-            <w:shd w:fill="EEF4F1"/>
-            <w:tcMar>
-              <w:top w:w="75" w:type="dxa"/>
-              <w:start w:w="90" w:type="dxa"/>
-              <w:bottom w:w="75" w:type="dxa"/>
-              <w:end w:w="90" w:type="dxa"/>
-            </w:tcMar>
-          </w:tcPr>
-          <w:p>
-            <w:pPr>
-              <w:spacing w:after="20"/>
-            </w:pPr>
-            <w:r/>
-            <w:r>
-              <w:rPr>
-                <w:b/>
-                <w:color w:val="1F705E"/>
-                <w:sz w:val="17"/>
-              </w:rPr>
-              <w:t>Scale / infrastructure</w:t>
-            </w:r>
-          </w:p>
-          <w:p>
-            <w:pPr>
-              <w:spacing w:after="0"/>
-            </w:pPr>
-            <w:r>
-              <w:rPr>
-                <w:color w:val="181F1C"/>
-                <w:sz w:val="15"/>
-              </w:rPr>
-              <w:t>Large historical corpora, streaming data, DuckDB, Hugging Face datasets, ULHPC/SLURM workflows.</w:t>
-            </w:r>
-          </w:p>
-        </w:tc>
-      </w:tr>
-      <w:tr>
-        <w:tc>
-          <w:tcPr>
-            <w:tcW w:type="dxa" w:w="5112"/>
-            <w:vAlign w:val="center"/>
-            <w:shd w:fill="EEF4F1"/>
-            <w:tcMar>
-              <w:top w:w="75" w:type="dxa"/>
-              <w:start w:w="90" w:type="dxa"/>
-              <w:bottom w:w="75" w:type="dxa"/>
-              <w:end w:w="90" w:type="dxa"/>
-            </w:tcMar>
-          </w:tcPr>
-          <w:p>
-            <w:pPr>
-              <w:spacing w:after="20"/>
-            </w:pPr>
-            <w:r/>
-            <w:r>
-              <w:rPr>
-                <w:b/>
-                <w:color w:val="1F705E"/>
-                <w:sz w:val="17"/>
-              </w:rPr>
-              <w:t>Open research software</w:t>
-            </w:r>
-          </w:p>
-          <w:p>
-            <w:pPr>
-              <w:spacing w:after="0"/>
-            </w:pPr>
-            <w:r>
-              <w:rPr>
-                <w:color w:val="181F1C"/>
-                <w:sz w:val="15"/>
-              </w:rPr>
-              <w:t>RumourFlow provenance/reuse toolkit; RecycloLux multilingual serious-game system.</w:t>
-            </w:r>
-          </w:p>
-        </w:tc>
-        <w:tc>
-          <w:tcPr>
-            <w:tcW w:type="dxa" w:w="5112"/>
-            <w:vAlign w:val="center"/>
-            <w:shd w:fill="EEF4F1"/>
-            <w:tcMar>
-              <w:top w:w="75" w:type="dxa"/>
-              <w:start w:w="90" w:type="dxa"/>
-              <w:bottom w:w="75" w:type="dxa"/>
-              <w:end w:w="90" w:type="dxa"/>
-            </w:tcMar>
-          </w:tcPr>
-          <w:p>
-            <w:pPr>
-              <w:spacing w:after="20"/>
-            </w:pPr>
-            <w:r/>
-            <w:r>
-              <w:rPr>
-                <w:b/>
-                <w:color w:val="1F705E"/>
-                <w:sz w:val="17"/>
-              </w:rPr>
-              <w:t>Evaluation / evidence</w:t>
-            </w:r>
-          </w:p>
-          <w:p>
-            <w:pPr>
-              <w:spacing w:after="0"/>
-            </w:pPr>
-            <w:r>
-              <w:rPr>
-                <w:color w:val="181F1C"/>
-                <w:sz w:val="15"/>
-              </w:rPr>
-              <w:t>Gold-set design, inter-annotator agreement, error analysis, source/reuse networks, reproducible validation.</w:t>
-            </w:r>
-          </w:p>
-        </w:tc>
-      </w:tr>
-    </w:tbl>
-    <w:p>
-      <w:pPr>
-        <w:pStyle w:val="CVSection"/>
-        <w:widowControl/>
+        <w:pStyle w:val="Heading1"/>
       </w:pPr>
       <w:r>
         <w:t>EDUCATION</w:t>
@@ -262,1365 +86,688 @@
     </w:p>
     <w:p>
       <w:pPr>
-        <w:pStyle w:val="CVItem"/>
-        <w:widowControl/>
+        <w:pStyle w:val="CVEntry"/>
+        <w:tabs>
+          <w:tab w:pos="10253" w:val="right"/>
+        </w:tabs>
       </w:pPr>
       <w:r>
         <w:rPr>
           <w:b/>
+          <w:i w:val="0"/>
         </w:rPr>
-        <w:t>University of Luxembourg — Luxembourg Centre for Contemporary and Digital History (C²DH)</w:t>
+        <w:t>University of Luxembourg, C²DH</w:t>
       </w:r>
       <w:r>
         <w:rPr>
           <w:b w:val="0"/>
-          <w:color w:val="606662"/>
+          <w:i w:val="0"/>
         </w:rPr>
-        <w:t xml:space="preserve">    Jul 2023–present</w:t>
+        <w:tab/>
+        <w:t>Jul 2023–present</w:t>
+      </w:r>
+    </w:p>
+    <w:p>
+      <w:r>
+        <w:rPr>
+          <w:b w:val="0"/>
+          <w:i w:val="0"/>
+        </w:rPr>
+        <w:t>PhD researcher in History / Digital History. Expected defence: June 2027.</w:t>
       </w:r>
     </w:p>
     <w:p>
       <w:pPr>
-        <w:pStyle w:val="CVSmall"/>
-        <w:widowControl/>
+        <w:pStyle w:val="Small"/>
       </w:pPr>
       <w:r>
-        <w:t>PhD researcher in History / Digital History</w:t>
+        <w:rPr>
+          <w:b w:val="0"/>
+          <w:i w:val="0"/>
+        </w:rPr>
+        <w:t>Doctoral research: computational definitions of rumour and rumour-induced epistemic contamination.</w:t>
       </w:r>
     </w:p>
     <w:p>
       <w:pPr>
-        <w:widowControl/>
-        <w:spacing w:after="24"/>
-        <w:ind w:left="216" w:hanging="144"/>
+        <w:pStyle w:val="CVEntry"/>
+        <w:tabs>
+          <w:tab w:pos="10253" w:val="right"/>
+        </w:tabs>
       </w:pPr>
       <w:r>
         <w:rPr>
-          <w:sz w:val="16"/>
+          <w:b/>
+          <w:i w:val="0"/>
         </w:rPr>
-        <w:t>• Thesis: Repetition Patterns and Ephemeral Effects of Rumors (Collective Amnesia Phenomenon).</w:t>
+        <w:t>Higher School of Economics, Moscow</w:t>
+      </w:r>
+      <w:r>
+        <w:rPr>
+          <w:b w:val="0"/>
+          <w:i w:val="0"/>
+        </w:rPr>
+        <w:tab/>
+        <w:t>Sep 2020–Jun 2022</w:t>
+      </w:r>
+    </w:p>
+    <w:p>
+      <w:r>
+        <w:rPr>
+          <w:b w:val="0"/>
+          <w:i w:val="0"/>
+        </w:rPr>
+        <w:t>M.A. in Linguistic Theory and Language Description.</w:t>
       </w:r>
     </w:p>
     <w:p>
       <w:pPr>
-        <w:widowControl/>
-        <w:spacing w:after="24"/>
-        <w:ind w:left="216" w:hanging="144"/>
-      </w:pPr>
-      <w:r>
-        <w:rPr>
-          <w:sz w:val="16"/>
-        </w:rPr>
-        <w:t>• Coursework includes Digital Epistemology and Narratives of the Digital.</w:t>
-      </w:r>
-    </w:p>
-    <w:p>
-      <w:pPr>
-        <w:pStyle w:val="CVItem"/>
-        <w:widowControl/>
+        <w:pStyle w:val="CVEntry"/>
+        <w:tabs>
+          <w:tab w:pos="10253" w:val="right"/>
+        </w:tabs>
       </w:pPr>
       <w:r>
         <w:rPr>
           <w:b/>
-        </w:rPr>
-        <w:t>Higher School of Economics (HSE), Moscow</w:t>
-      </w:r>
-      <w:r>
-        <w:rPr>
-          <w:b w:val="0"/>
-          <w:color w:val="606662"/>
-        </w:rPr>
-        <w:t xml:space="preserve">    Sep 2020–Jun 2022</w:t>
-      </w:r>
-    </w:p>
-    <w:p>
-      <w:pPr>
-        <w:pStyle w:val="CVSmall"/>
-        <w:widowControl/>
-      </w:pPr>
-      <w:r>
-        <w:t>M.A. in Linguistic Theory and Language Description</w:t>
-      </w:r>
-    </w:p>
-    <w:p>
-      <w:pPr>
-        <w:widowControl/>
-        <w:spacing w:after="24"/>
-        <w:ind w:left="216" w:hanging="144"/>
-      </w:pPr>
-      <w:r>
-        <w:rPr>
-          <w:sz w:val="16"/>
-        </w:rPr>
-        <w:t>• Thesis: Semantic Fields of Pulling and Pushing in Mandarin Chinese.</w:t>
-      </w:r>
-    </w:p>
-    <w:p>
-      <w:pPr>
-        <w:widowControl/>
-        <w:spacing w:after="24"/>
-        <w:ind w:left="216" w:hanging="144"/>
-      </w:pPr>
-      <w:r>
-        <w:rPr>
-          <w:sz w:val="16"/>
-        </w:rPr>
-        <w:t>• Training included formal approaches to language, Python, quantitative analysis and visualization, sociolinguistics, typology, linguistic anthropology, and neurolinguistics.</w:t>
-      </w:r>
-    </w:p>
-    <w:p>
-      <w:pPr>
-        <w:pStyle w:val="CVItem"/>
-        <w:widowControl/>
-      </w:pPr>
-      <w:r>
-        <w:rPr>
-          <w:b/>
+          <w:i w:val="0"/>
         </w:rPr>
         <w:t>Henan Institute of Science and Technology</w:t>
       </w:r>
       <w:r>
         <w:rPr>
           <w:b w:val="0"/>
-          <w:color w:val="606662"/>
+          <w:i w:val="0"/>
         </w:rPr>
-        <w:t xml:space="preserve">    Sep 2014–Jun 2018</w:t>
+        <w:tab/>
+        <w:t>Sep 2014–Jun 2018</w:t>
+      </w:r>
+    </w:p>
+    <w:p>
+      <w:r>
+        <w:rPr>
+          <w:b w:val="0"/>
+          <w:i w:val="0"/>
+        </w:rPr>
+        <w:t>B.A. in Biological Engineering.</w:t>
       </w:r>
     </w:p>
     <w:p>
       <w:pPr>
-        <w:pStyle w:val="CVSmall"/>
-        <w:widowControl/>
+        <w:pStyle w:val="Heading1"/>
       </w:pPr>
       <w:r>
-        <w:t>B.A. in Biological Engineering</w:t>
+        <w:t>PUBLICATIONS</w:t>
       </w:r>
     </w:p>
     <w:p>
       <w:pPr>
-        <w:widowControl/>
-        <w:spacing w:after="24"/>
-        <w:ind w:left="216" w:hanging="144"/>
+        <w:keepLines/>
       </w:pPr>
       <w:r>
         <w:rPr>
-          <w:sz w:val="16"/>
+          <w:b w:val="0"/>
+          <w:i w:val="0"/>
         </w:rPr>
-        <w:t>• Thesis: Cloning and Expression Analysis of the TaLr67 Gene in Wheat.</w:t>
-      </w:r>
-    </w:p>
-    <w:p>
-      <w:pPr>
-        <w:pStyle w:val="CVSection"/>
-        <w:widowControl/>
-      </w:pPr>
-      <w:r>
-        <w:t>PEER-REVIEWED PUBLICATIONS AND ACCEPTED CONTRIBUTIONS</w:t>
-      </w:r>
-    </w:p>
-    <w:p>
-      <w:pPr>
-        <w:widowControl/>
-        <w:spacing w:after="60"/>
-        <w:ind w:left="173" w:hanging="173"/>
-      </w:pPr>
-      <w:r>
-        <w:t>Zhang, W. (2026). “Validating Rule-Based Classification of Historical Fake News with Event Extraction: A Case Study of the Great Moon Hoax of 1835.” In X. Ding &amp; Y. Dong (Eds.), Computational Linguistics and Natural Language Processing – 2nd International Conference, CLNLP 2025, Revised Selected Papers, 39–46. Springer Nature.</w:t>
+        <w:t>Zhang, W. (2026). Validating Rule-Based Classification of Historical Fake News with Event Extraction: A Case Study of the Great Moon Hoax of 1835. CLNLP 2025, revised selected papers, pp. 39–46. Springer.</w:t>
       </w:r>
       <w:r>
-        <w:t xml:space="preserve">  DOI: </w:t>
+        <w:rPr>
+          <w:b w:val="0"/>
+          <w:i w:val="0"/>
+        </w:rPr>
+        <w:t xml:space="preserve">  </w:t>
       </w:r>
-      <w:hyperlink r:id="rId11">
+      <w:hyperlink r:id="rId13">
         <w:r>
           <w:rPr>
-            <w:color w:val="1F705E"/>
-            <w:sz w:val="17"/>
+            <w:color w:val="1F625B"/>
           </w:rPr>
-          <w:t>10.1007/978-981-95-4788-3_4</w:t>
+          <w:t xml:space="preserve">DOI</w:t>
         </w:r>
       </w:hyperlink>
     </w:p>
     <w:p>
       <w:pPr>
-        <w:widowControl/>
-        <w:spacing w:after="60"/>
-        <w:ind w:left="173" w:hanging="173"/>
+        <w:keepLines/>
       </w:pPr>
       <w:r>
-        <w:t>Zhang, W. (2026). “LLM-Based Frame and Stance Annotation for 19th-Century Rumour Discourse in US and UK Newspapers.” Proceedings of NeoLLM 2026: Neology and Large Language Models.</w:t>
+        <w:rPr>
+          <w:b w:val="0"/>
+          <w:i w:val="0"/>
+        </w:rPr>
+        <w:t>Zhang, W. (2026). LLM-Based Frame and Stance Annotation for 19th-Century Rumour Discourse in US and UK Newspapers. Proceedings of NeoLLM 2026.</w:t>
       </w:r>
       <w:r>
-        <w:t xml:space="preserve">  DOI: </w:t>
+        <w:rPr>
+          <w:b w:val="0"/>
+          <w:i w:val="0"/>
+        </w:rPr>
+        <w:t xml:space="preserve">  </w:t>
       </w:r>
-      <w:hyperlink r:id="rId12">
+      <w:hyperlink r:id="rId14">
         <w:r>
           <w:rPr>
-            <w:color w:val="1F705E"/>
-            <w:sz w:val="17"/>
+            <w:color w:val="1F625B"/>
           </w:rPr>
-          <w:t>10.63317/4qdnrzfmibbz</w:t>
+          <w:t xml:space="preserve">DOI</w:t>
         </w:r>
       </w:hyperlink>
     </w:p>
     <w:p>
       <w:pPr>
-        <w:widowControl/>
-        <w:spacing w:after="60"/>
-        <w:ind w:left="173" w:hanging="173"/>
+        <w:pStyle w:val="Heading1"/>
       </w:pPr>
       <w:r>
-        <w:t>Zhang, W. (2026). “The Editor’s Dilemma: A Browser-Based Serious Game Prototype for Teaching Epistemic Vocabulary Through Historical Misinformation.” Joint Conference on Serious Games 2026. [accepted; forthcoming]</w:t>
+        <w:t>ACCEPTED / FORTHCOMING PAPERS</w:t>
       </w:r>
     </w:p>
     <w:p>
       <w:pPr>
-        <w:widowControl/>
-        <w:spacing w:after="60"/>
-        <w:ind w:left="173" w:hanging="173"/>
+        <w:keepLines/>
       </w:pPr>
       <w:r>
-        <w:t>Zhang, W. (2026). “RecycloLux: A Multilingual Serious Game Demo for Civic Waste Sorting Literacy in Luxembourg.” Joint Conference on Serious Games 2026, Lecture Notes in Computer Science proceedings. [accepted; forthcoming]</w:t>
+        <w:rPr>
+          <w:b w:val="0"/>
+          <w:i w:val="0"/>
+        </w:rPr>
+        <w:t xml:space="preserve">Zhang, W. (forthcoming). The Editor’s Dilemma: A Browser-Based Serious Game Prototype for Teaching Epistemic Vocabulary Through Historical Misinformation. JCSG 2026, LNCS 17233. </w:t>
       </w:r>
-    </w:p>
-    <w:p>
-      <w:pPr>
-        <w:widowControl/>
-        <w:spacing w:after="60"/>
-        <w:ind w:left="173" w:hanging="173"/>
-      </w:pPr>
-      <w:r>
-        <w:t>Zhang, W. (2026). “Linking Rumour Flows: A Gazetteer-Based Toolkit for Source and Reuse Detection in Historical Newspapers.” EADH 2026 poster abstract. [presented]</w:t>
-      </w:r>
-      <w:r>
-        <w:t xml:space="preserve">  DOI: </w:t>
-      </w:r>
-      <w:hyperlink r:id="rId13">
+      <w:hyperlink r:id="rId21">
         <w:r>
           <w:rPr>
-            <w:color w:val="1F705E"/>
-            <w:sz w:val="17"/>
+            <w:color w:val="245D50"/>
+            <w:u w:val="single"/>
           </w:rPr>
-          <w:t>10.5281/zenodo.23267368</w:t>
+          <w:t>DOI</w:t>
         </w:r>
       </w:hyperlink>
     </w:p>
     <w:p>
       <w:pPr>
-        <w:widowControl/>
-        <w:spacing w:after="60"/>
-        <w:ind w:left="173" w:hanging="173"/>
-      </w:pPr>
-      <w:r>
-        <w:t>Zhang, W., Liao, M., &amp; Wang, Y. (2026). “The Anatomy of Digital Haunting: Extracting the Universal Mechanism of Fear from a Case Study of Northeast China’s Dreamcore.” Spatial Humanities 26 abstract. [presented]</w:t>
-      </w:r>
-    </w:p>
-    <w:p>
-      <w:pPr>
-        <w:pStyle w:val="CVSection"/>
-        <w:widowControl/>
-      </w:pPr>
-      <w:r>
-        <w:t>SELECTED RESEARCH, SOFTWARE, AND DIGITAL SYSTEMS</w:t>
-      </w:r>
-    </w:p>
-    <w:p>
-      <w:pPr>
-        <w:pStyle w:val="CVItem"/>
-        <w:widowControl/>
+        <w:keepLines/>
       </w:pPr>
       <w:r>
         <w:rPr>
-          <w:b/>
+          <w:b w:val="0"/>
+          <w:i w:val="0"/>
         </w:rPr>
-        <w:t>PRESTO — discovering and tracking rumoured events in historical newspapers</w:t>
+        <w:t xml:space="preserve">Zhang, W. (forthcoming). RecycloLux: A Multilingual Serious Game Demo for Civic Waste Sorting Literacy in Luxembourg. JCSG 2026, LNCS 17233. </w:t>
       </w:r>
-    </w:p>
-    <w:p>
-      <w:pPr>
-        <w:widowControl/>
-        <w:spacing w:after="24"/>
-        <w:ind w:left="216" w:hanging="144"/>
-      </w:pPr>
-      <w:r>
-        <w:rPr>
-          <w:sz w:val="16"/>
-        </w:rPr>
-        <w:t>• Designed a two-phase workflow for high-recall discovery followed by event-focused extraction and validation across large historical newspaper corpora.</w:t>
-      </w:r>
-    </w:p>
-    <w:p>
-      <w:pPr>
-        <w:widowControl/>
-        <w:spacing w:after="24"/>
-        <w:ind w:left="216" w:hanging="144"/>
-      </w:pPr>
-      <w:r>
-        <w:rPr>
-          <w:sz w:val="16"/>
-        </w:rPr>
-        <w:t>• Integrated rule-based NLP, dependency/event features, OCR-aware preprocessing, embeddings, and LLM-assisted classification; presented at Digital Humanities 2026.</w:t>
-      </w:r>
-    </w:p>
-    <w:p>
-      <w:pPr>
-        <w:pStyle w:val="CVItem"/>
-        <w:widowControl/>
-      </w:pPr>
-      <w:r>
-        <w:rPr>
-          <w:b/>
-        </w:rPr>
-        <w:t>RumourFlow — source, reuse, and provenance detection in historical news</w:t>
-      </w:r>
-    </w:p>
-    <w:p>
-      <w:pPr>
-        <w:pStyle w:val="CVSmall"/>
-        <w:widowControl/>
-      </w:pPr>
-      <w:hyperlink r:id="rId14">
+      <w:hyperlink r:id="rId22">
         <w:r>
           <w:rPr>
-            <w:color w:val="1F705E"/>
-            <w:sz w:val="17"/>
+            <w:color w:val="245D50"/>
+            <w:u w:val="single"/>
           </w:rPr>
-          <w:t>GitHub</w:t>
-        </w:r>
-      </w:hyperlink>
-      <w:r>
-        <w:t xml:space="preserve">  |  </w:t>
-      </w:r>
-      <w:hyperlink r:id="rId13">
-        <w:r>
-          <w:rPr>
-            <w:color w:val="1F705E"/>
-            <w:sz w:val="17"/>
-          </w:rPr>
-          <w:t>EADH 2026 poster</w:t>
+          <w:t>DOI</w:t>
         </w:r>
       </w:hyperlink>
     </w:p>
     <w:p>
       <w:pPr>
-        <w:widowControl/>
-        <w:spacing w:after="24"/>
-        <w:ind w:left="216" w:hanging="144"/>
+        <w:pStyle w:val="Small"/>
+        <w:spacing w:after="80"/>
       </w:pPr>
       <w:r>
         <w:rPr>
-          <w:sz w:val="16"/>
+          <w:b w:val="0"/>
+          <w:i w:val="0"/>
         </w:rPr>
-        <w:t>• Developed a review-oriented toolkit combining source cues, cross-collection gazetteers, text-reuse detection, clustering, and graph-ready exports for historical newspaper research.</w:t>
+        <w:t>Author proofs completed; online publication expected late November 2026 (2027 proceedings year).</w:t>
       </w:r>
     </w:p>
     <w:p>
       <w:pPr>
-        <w:widowControl/>
-        <w:spacing w:after="24"/>
-        <w:ind w:left="216" w:hanging="144"/>
+        <w:pStyle w:val="Heading1"/>
       </w:pPr>
       <w:r>
-        <w:rPr>
-          <w:sz w:val="16"/>
-        </w:rPr>
-        <w:t>• Methodological focus: distinguishing dependent repetition from independent corroboration and keeping inferred connections auditable.</w:t>
+        <w:t>SELECTED CONFERENCE CONTRIBUTIONS</w:t>
       </w:r>
     </w:p>
     <w:p>
       <w:pPr>
-        <w:pStyle w:val="CVItem"/>
-        <w:widowControl/>
+        <w:keepLines/>
+      </w:pPr>
+      <w:r>
+        <w:rPr>
+          <w:b w:val="0"/>
+          <w:i w:val="0"/>
+        </w:rPr>
+        <w:t>Zhang, W. (2026). PRESTO: A Two-Phase Methodology for Discovering and Tracking Rumoured Events in Historical Newspapers. DH2026; conference abstract and presentation.</w:t>
+      </w:r>
+      <w:r>
+        <w:rPr>
+          <w:b w:val="0"/>
+          <w:i w:val="0"/>
+        </w:rPr>
+        <w:t xml:space="preserve"> </w:t>
+      </w:r>
+      <w:hyperlink r:id="rId15">
+        <w:r>
+          <w:rPr>
+            <w:color w:val="1F625B"/>
+          </w:rPr>
+          <w:t xml:space="preserve">Abstract</w:t>
+        </w:r>
+      </w:hyperlink>
+    </w:p>
+    <w:p>
+      <w:pPr>
+        <w:keepLines/>
+      </w:pPr>
+      <w:r>
+        <w:rPr>
+          <w:b w:val="0"/>
+          <w:i w:val="0"/>
+        </w:rPr>
+        <w:t>Zhang, W. (2026). Linking Rumour Flows: A Gazetteer-Based Toolkit for Source and Reuse Detection in Historical Newspapers. EADH 2026; poster abstract.</w:t>
+      </w:r>
+      <w:r>
+        <w:rPr>
+          <w:b w:val="0"/>
+          <w:i w:val="0"/>
+        </w:rPr>
+        <w:t xml:space="preserve">  </w:t>
+      </w:r>
+      <w:hyperlink r:id="rId16">
+        <w:r>
+          <w:rPr>
+            <w:color w:val="1F625B"/>
+          </w:rPr>
+          <w:t xml:space="preserve">DOI</w:t>
+        </w:r>
+      </w:hyperlink>
+    </w:p>
+    <w:p>
+      <w:pPr>
+        <w:keepLines/>
+      </w:pPr>
+      <w:r>
+        <w:rPr>
+          <w:b w:val="0"/>
+          <w:i w:val="0"/>
+        </w:rPr>
+        <w:t>Zhang, W., Liao, M., &amp; Wang, Y. (2026). The Anatomy of Digital Haunting: Extracting the Universal Mechanism of Fear from a Case Study of Northeast China’s Dreamcore. Spatial Humanities 26; abstract and presentation.</w:t>
+      </w:r>
+    </w:p>
+    <w:p>
+      <w:pPr>
+        <w:pStyle w:val="Heading1"/>
+      </w:pPr>
+      <w:r>
+        <w:t>MANUSCRIPTS</w:t>
+      </w:r>
+    </w:p>
+    <w:p>
+      <w:r>
+        <w:rPr>
+          <w:b w:val="0"/>
+          <w:i w:val="0"/>
+        </w:rPr>
+        <w:t>Family Resemblance across Analytical Layers: Rumour, Hoax, Misinformation, Satire, Parody, and Propaganda in Nineteenth-Century Newspapers. Submitted to Digital Humanities Quarterly.</w:t>
+      </w:r>
+    </w:p>
+    <w:p>
+      <w:r>
+        <w:rPr>
+          <w:b w:val="0"/>
+          <w:i w:val="0"/>
+        </w:rPr>
+        <w:t>From Rules to LLMs: A Same-Sample Evaluation of Rumour Extraction from Nineteenth-Century British and American Newspapers. Extended journal article in preparation.</w:t>
+      </w:r>
+    </w:p>
+    <w:p>
+      <w:pPr>
+        <w:pStyle w:val="Heading1"/>
+        <w:pageBreakBefore/>
+      </w:pPr>
+      <w:r>
+        <w:t>SELECTED RESEARCH AND DIGITAL PROJECTS</w:t>
+      </w:r>
+    </w:p>
+    <w:p>
+      <w:pPr>
+        <w:pStyle w:val="CVEntry"/>
+        <w:tabs>
+          <w:tab w:pos="10253" w:val="right"/>
+        </w:tabs>
       </w:pPr>
       <w:r>
         <w:rPr>
           <w:b/>
+          <w:i w:val="0"/>
         </w:rPr>
-        <w:t>LLM frame and stance annotation for nineteenth-century rumour discourse</w:t>
+        <w:t>EpiTrace — completed pilot evaluation</w:t>
+      </w:r>
+      <w:r>
+        <w:rPr>
+          <w:b w:val="0"/>
+          <w:i w:val="0"/>
+        </w:rPr>
+        <w:tab/>
+        <w:t>2026</w:t>
+      </w:r>
+      <w:r>
+        <w:rPr>
+          <w:b w:val="0"/>
+          <w:i w:val="0"/>
+        </w:rPr>
+        <w:t xml:space="preserve">  </w:t>
+      </w:r>
+      <w:hyperlink r:id="rId17">
+        <w:r>
+          <w:rPr>
+            <w:color w:val="1F625B"/>
+          </w:rPr>
+          <w:t xml:space="preserve">Code</w:t>
+        </w:r>
+      </w:hyperlink>
+    </w:p>
+    <w:p>
+      <w:pPr>
+        <w:pStyle w:val="CVDescription"/>
+      </w:pPr>
+      <w:r>
+        <w:rPr>
+          <w:b w:val="0"/>
+          <w:i w:val="0"/>
+        </w:rPr>
+        <w:t>Designed and implemented a benchmark of repetition, source dependence and uncertainty: 39 fictional scenarios, 234 document packets and 468 Apertus 8B/70B responses. Released reproducible evaluation materials; submitted to Hack Apertus 2026.</w:t>
       </w:r>
     </w:p>
     <w:p>
       <w:pPr>
-        <w:widowControl/>
-        <w:spacing w:after="24"/>
-        <w:ind w:left="216" w:hanging="144"/>
+        <w:pStyle w:val="CVEntry"/>
+        <w:tabs>
+          <w:tab w:pos="10253" w:val="right"/>
+        </w:tabs>
       </w:pPr>
       <w:r>
         <w:rPr>
-          <w:sz w:val="16"/>
+          <w:b/>
+          <w:i w:val="0"/>
         </w:rPr>
-        <w:t>• Constructed US/UK newspaper datasets and annotation schemes for frames, stance, and anachronism; evaluated LLM-based labeling against manually checked data.</w:t>
+        <w:t>PRESTO and RumourFlow — doctoral research software</w:t>
       </w:r>
     </w:p>
     <w:p>
       <w:pPr>
-        <w:widowControl/>
-        <w:spacing w:after="24"/>
-        <w:ind w:left="216" w:hanging="144"/>
+        <w:pStyle w:val="CVDescription"/>
       </w:pPr>
       <w:r>
         <w:rPr>
-          <w:sz w:val="16"/>
+          <w:b w:val="0"/>
+          <w:i w:val="0"/>
         </w:rPr>
-        <w:t>• Emphasis: reproducible evaluation, error analysis, cross-national comparison, and semantic change.</w:t>
+        <w:t>Developed PRESTO for event discovery and tracking; its extraction study targets explicit rumour/rumor vocabulary. Built RumourFlow to inspect attribution and reuse through source cues, gazetteers, clustering and graph-ready exports.</w:t>
       </w:r>
     </w:p>
     <w:p>
       <w:pPr>
-        <w:pStyle w:val="CVItem"/>
-        <w:widowControl/>
+        <w:pStyle w:val="Small"/>
+      </w:pPr>
+      <w:r>
+        <w:rPr>
+          <w:b w:val="0"/>
+          <w:i w:val="0"/>
+        </w:rPr>
+      </w:r>
+      <w:hyperlink r:id="rId18">
+        <w:r>
+          <w:rPr>
+            <w:color w:val="1F625B"/>
+          </w:rPr>
+          <w:t xml:space="preserve">RumourFlow code</w:t>
+        </w:r>
+      </w:hyperlink>
+    </w:p>
+    <w:p>
+      <w:pPr>
+        <w:pStyle w:val="CVEntry"/>
+        <w:tabs>
+          <w:tab w:pos="10253" w:val="right"/>
+        </w:tabs>
       </w:pPr>
       <w:r>
         <w:rPr>
           <w:b/>
+          <w:i w:val="0"/>
+        </w:rPr>
+        <w:t>Rumour-induced epistemic contamination — doctoral research, ongoing</w:t>
+      </w:r>
+    </w:p>
+    <w:p>
+      <w:pPr>
+        <w:pStyle w:val="CVDescription"/>
+      </w:pPr>
+      <w:r>
+        <w:rPr>
+          <w:b w:val="0"/>
+          <w:i w:val="0"/>
+        </w:rPr>
+        <w:t>Restored Livingstone source material and developed a coding framework. Examines how newspapers invoke earlier false or disputed death reports when assessing later reports, and whether these references accompany demands for additional corroboration.</w:t>
+      </w:r>
+    </w:p>
+    <w:p>
+      <w:pPr>
+        <w:pStyle w:val="CVEntry"/>
+        <w:tabs>
+          <w:tab w:pos="10253" w:val="right"/>
+        </w:tabs>
+      </w:pPr>
+      <w:r>
+        <w:rPr>
+          <w:b/>
+          <w:i w:val="0"/>
+        </w:rPr>
+        <w:t>Eugène Ruppert Sino-Luxembourg digital heritage initiative</w:t>
+      </w:r>
+      <w:r>
+        <w:rPr>
+          <w:b w:val="0"/>
+          <w:i w:val="0"/>
+        </w:rPr>
+        <w:tab/>
+        <w:t>2026–ongoing</w:t>
+      </w:r>
+    </w:p>
+    <w:p>
+      <w:pPr>
+        <w:pStyle w:val="CVDescription"/>
+      </w:pPr>
+      <w:r>
+        <w:rPr>
+          <w:b w:val="0"/>
+          <w:i w:val="0"/>
+        </w:rPr>
+        <w:t>Project lead; secured external non-academic financial support. Developing a public-facing archival and storytelling initiative connecting Luxembourg and China. Proposal accepted by the 2026 International Conference on Global Cultural and Creative Industries and Development.</w:t>
+      </w:r>
+    </w:p>
+    <w:p>
+      <w:pPr>
+        <w:pStyle w:val="CVEntry"/>
+        <w:tabs>
+          <w:tab w:pos="10253" w:val="right"/>
+        </w:tabs>
+      </w:pPr>
+      <w:r>
+        <w:rPr>
+          <w:b/>
+          <w:i w:val="0"/>
+        </w:rPr>
+        <w:t>Interactive public and educational systems</w:t>
+      </w:r>
+      <w:r>
+        <w:rPr>
+          <w:b w:val="0"/>
+          <w:i w:val="0"/>
+        </w:rPr>
+        <w:tab/>
+        <w:t>2026</w:t>
+      </w:r>
+    </w:p>
+    <w:p>
+      <w:pPr>
+        <w:pStyle w:val="CVDescription"/>
+      </w:pPr>
+      <w:r>
+        <w:rPr>
+          <w:b w:val="0"/>
+          <w:i w:val="0"/>
+        </w:rPr>
+        <w:t xml:space="preserve">Designed and deployed RecycloLux, a multilingual civic-learning game. Built From Corpus to Classroom, a teacher-controlled historical evidence-deck generator; HKADH 2027 workshop proposal accepted. </w:t>
+      </w:r>
+      <w:hyperlink r:id="rId19">
+        <w:r>
+          <w:rPr>
+            <w:color w:val="1F625B"/>
+          </w:rPr>
+          <w:t xml:space="preserve">RecycloLux</w:t>
+        </w:r>
+      </w:hyperlink>
+    </w:p>
+    <w:p>
+      <w:pPr>
+        <w:pStyle w:val="CVEntry"/>
+        <w:tabs>
+          <w:tab w:pos="10253" w:val="right"/>
+        </w:tabs>
+      </w:pPr>
+      <w:r>
+        <w:rPr>
+          <w:b/>
+          <w:i w:val="0"/>
         </w:rPr>
         <w:t>Helsinki Digital Humanities Hackathon — #Books</w:t>
       </w:r>
       <w:r>
         <w:rPr>
           <w:b w:val="0"/>
-          <w:color w:val="606662"/>
+          <w:i w:val="0"/>
         </w:rPr>
-        <w:t xml:space="preserve">    May 2026</w:t>
+        <w:tab/>
+        <w:t>May 2026</w:t>
       </w:r>
     </w:p>
     <w:p>
       <w:pPr>
-        <w:widowControl/>
-        <w:spacing w:after="24"/>
-        <w:ind w:left="216" w:hanging="144"/>
+        <w:pStyle w:val="CVDescription"/>
       </w:pPr>
       <w:r>
         <w:rPr>
-          <w:sz w:val="16"/>
+          <w:b w:val="0"/>
+          <w:i w:val="0"/>
         </w:rPr>
-        <w:t>• Co-built a manually annotated 1,200-record VD16/VD17 dataset with a medieval-literature domain expert; compared GPT-5.5 and Gemini 3.1 Pro prompting strategies and developed a 3D prism visualization for semantic change.</w:t>
+        <w:t>Co-built a manually annotated 1,200-record VD16/VD17 dataset with a domain expert; compared LLM prompting strategies and developed a 3D visualisation of semantic change.</w:t>
       </w:r>
     </w:p>
     <w:p>
       <w:pPr>
-        <w:pStyle w:val="CVItem"/>
-        <w:widowControl/>
+        <w:pStyle w:val="Heading1"/>
+      </w:pPr>
+      <w:r>
+        <w:t>SELECTED ADVANCED TRAINING</w:t>
+      </w:r>
+    </w:p>
+    <w:p>
+      <w:pPr>
+        <w:pStyle w:val="CVEntry"/>
+        <w:tabs>
+          <w:tab w:pos="10253" w:val="right"/>
+        </w:tabs>
       </w:pPr>
       <w:r>
         <w:rPr>
           <w:b/>
+          <w:i w:val="0"/>
         </w:rPr>
-        <w:t>RecycloLux — multilingual civic waste-sorting serious game</w:t>
+        <w:t>European Summer University in Digital Humanities, Besançon</w:t>
       </w:r>
       <w:r>
         <w:rPr>
           <w:b w:val="0"/>
-          <w:color w:val="606662"/>
+          <w:i w:val="0"/>
         </w:rPr>
-        <w:t xml:space="preserve">    2026</w:t>
+        <w:tab/>
+        <w:t>Jul–Aug 2025</w:t>
       </w:r>
     </w:p>
     <w:p>
       <w:pPr>
-        <w:pStyle w:val="CVSmall"/>
-        <w:widowControl/>
+        <w:keepNext/>
       </w:pPr>
-      <w:hyperlink r:id="rId15">
+      <w:r>
+        <w:rPr>
+          <w:b w:val="0"/>
+          <w:i w:val="0"/>
+        </w:rPr>
+        <w:t>Humanities Data and Mapping Environments — two-week workshop, 21 July–2 August. Université Marie et Louis Pasteur; instructors David Wrisley and Voica Pușcașiu.</w:t>
+      </w:r>
+    </w:p>
+    <w:p>
+      <w:pPr>
+        <w:pStyle w:val="CVDescription"/>
+      </w:pPr>
+      <w:r>
+        <w:rPr>
+          <w:b w:val="0"/>
+          <w:i w:val="0"/>
+        </w:rPr>
+        <w:t xml:space="preserve">Co-developed and presented a group mapping project on interpretations of natural patterns in building stones among participants from different cultural backgrounds. Training included humanities-data curation and open-source GIS. </w:t>
+      </w:r>
+      <w:hyperlink r:id="rId23">
         <w:r>
           <w:rPr>
-            <w:color w:val="1F705E"/>
-            <w:sz w:val="17"/>
+            <w:color w:val="245D50"/>
+            <w:u w:val="single"/>
           </w:rPr>
-          <w:t>Live system</w:t>
-        </w:r>
-      </w:hyperlink>
-      <w:r>
-        <w:t xml:space="preserve">  |  </w:t>
-      </w:r>
-      <w:hyperlink r:id="rId16">
-        <w:r>
-          <w:rPr>
-            <w:color w:val="1F705E"/>
-            <w:sz w:val="17"/>
-          </w:rPr>
-          <w:t>GitHub</w:t>
+          <w:t>Workshop</w:t>
         </w:r>
       </w:hyperlink>
     </w:p>
     <w:p>
       <w:pPr>
-        <w:widowControl/>
-        <w:spacing w:after="24"/>
-        <w:ind w:left="216" w:hanging="144"/>
+        <w:pStyle w:val="Small"/>
       </w:pPr>
       <w:r>
         <w:rPr>
-          <w:sz w:val="16"/>
+          <w:b w:val="0"/>
+          <w:i w:val="0"/>
         </w:rPr>
-        <w:t>• Designed and deployed a source-verified multilingual browser game with 91 household items, age-differentiated pools, three difficulty levels, explanatory feedback, search/reporting workflows, and privacy-aware maintenance.</w:t>
+        <w:t>DHSI, Montréal (June 2026): Linked Open Data and the Semantic Web; AVAnnotate digital exhibits. Erasmus+ programme, Silesian University of Technology (May–July 2026): knowledge representation, logic and reasoning.</w:t>
       </w:r>
     </w:p>
     <w:p>
       <w:pPr>
-        <w:widowControl/>
-        <w:spacing w:after="24"/>
-        <w:ind w:left="216" w:hanging="144"/>
+        <w:pStyle w:val="Heading1"/>
       </w:pPr>
       <w:r>
-        <w:rPr>
-          <w:sz w:val="16"/>
-        </w:rPr>
-        <w:t>• Accepted as a JCSG 2026 demo paper.</w:t>
+        <w:t>HONOURS AND TECHNICAL EXPERIENCE</w:t>
       </w:r>
     </w:p>
     <w:p>
-      <w:pPr>
-        <w:pStyle w:val="CVItem"/>
-        <w:widowControl/>
-      </w:pPr>
-      <w:r>
-        <w:rPr>
-          <w:b/>
-        </w:rPr>
-        <w:t>Birthday Wishes Collector — lightweight team web utility</w:t>
-      </w:r>
       <w:r>
         <w:rPr>
           <w:b w:val="0"/>
-          <w:color w:val="606662"/>
+          <w:i w:val="0"/>
         </w:rPr>
-        <w:t xml:space="preserve">    2026</w:t>
+        <w:t>Best Oral Presentation, CLNLP 2025; Full Scholarship, Higher School of Economics (2020); Chinese National Inspirational Scholarship (2016).</w:t>
       </w:r>
     </w:p>
     <w:p>
-      <w:pPr>
-        <w:pStyle w:val="CVSmall"/>
-        <w:widowControl/>
-      </w:pPr>
-      <w:hyperlink r:id="rId17">
-        <w:r>
-          <w:rPr>
-            <w:color w:val="1F705E"/>
-            <w:sz w:val="17"/>
-          </w:rPr>
-          <w:t>GitHub</w:t>
-        </w:r>
-      </w:hyperlink>
-    </w:p>
-    <w:p>
-      <w:pPr>
-        <w:widowControl/>
-        <w:spacing w:after="24"/>
-        <w:ind w:left="216" w:hanging="144"/>
-      </w:pPr>
-      <w:r>
-        <w:rPr>
-          <w:sz w:val="16"/>
-        </w:rPr>
-        <w:t>• Built an HTML/CSS/JavaScript browser tool for upcoming-birthday calculation, structured message collection, and Google Forms submission without OAuth.</w:t>
-      </w:r>
-    </w:p>
-    <w:p>
-      <w:pPr>
-        <w:pStyle w:val="CVSection"/>
-        <w:widowControl/>
-      </w:pPr>
-      <w:r>
-        <w:t>SELECTED PRESENTATIONS AND ADVANCED TRAINING</w:t>
-      </w:r>
-    </w:p>
-    <w:p>
-      <w:pPr>
-        <w:pStyle w:val="CVItem"/>
-        <w:widowControl/>
-      </w:pPr>
-      <w:r>
-        <w:rPr>
-          <w:b/>
-        </w:rPr>
-        <w:t>Digital Humanities 2026 (DH2026), Daejeon, South Korea</w:t>
-      </w:r>
       <w:r>
         <w:rPr>
           <w:b w:val="0"/>
-          <w:color w:val="606662"/>
+          <w:i w:val="0"/>
         </w:rPr>
-        <w:t xml:space="preserve">    Jul 2026</w:t>
+        <w:t>Methods: NLP, LLM evaluation, annotation design, manual validation, error analysis, source criticism and data visualisation. Tools: Python, R, spaCy, Stanza, CoreNLP, SentenceTransformers, DuckDB; ULHPC/SLURM, Docker, GitHub Actions, pytest; HTML/CSS/JavaScript. Languages: Chinese (native), English (fluent).</w:t>
       </w:r>
     </w:p>
-    <w:p>
-      <w:pPr>
-        <w:widowControl/>
-        <w:spacing w:after="24"/>
-        <w:ind w:left="216" w:hanging="144"/>
-      </w:pPr>
-      <w:r>
-        <w:rPr>
-          <w:sz w:val="16"/>
-        </w:rPr>
-        <w:t>• Presented PRESTO.</w:t>
-      </w:r>
-    </w:p>
-    <w:p>
-      <w:pPr>
-        <w:pStyle w:val="CVItem"/>
-        <w:widowControl/>
-      </w:pPr>
-      <w:r>
-        <w:rPr>
-          <w:b/>
-        </w:rPr>
-        <w:t>European Association for Digital Humanities Conference (EADH 2026), Kraków, Poland</w:t>
-      </w:r>
-      <w:r>
-        <w:rPr>
-          <w:b w:val="0"/>
-          <w:color w:val="606662"/>
-        </w:rPr>
-        <w:t xml:space="preserve">    Sep 2026</w:t>
-      </w:r>
-    </w:p>
-    <w:p>
-      <w:pPr>
-        <w:widowControl/>
-        <w:spacing w:after="24"/>
-        <w:ind w:left="216" w:hanging="144"/>
-      </w:pPr>
-      <w:r>
-        <w:rPr>
-          <w:sz w:val="16"/>
-        </w:rPr>
-        <w:t>• Presented poster “Linking Rumour Flows.”</w:t>
-      </w:r>
-    </w:p>
-    <w:p>
-      <w:pPr>
-        <w:pStyle w:val="CVItem"/>
-        <w:widowControl/>
-      </w:pPr>
-      <w:r>
-        <w:rPr>
-          <w:b/>
-        </w:rPr>
-        <w:t>Spatial Humanities 26, University of Minho, Braga, Portugal</w:t>
-      </w:r>
-      <w:r>
-        <w:rPr>
-          <w:b w:val="0"/>
-          <w:color w:val="606662"/>
-        </w:rPr>
-        <w:t xml:space="preserve">    Sep 2026</w:t>
-      </w:r>
-    </w:p>
-    <w:p>
-      <w:pPr>
-        <w:widowControl/>
-        <w:spacing w:after="24"/>
-        <w:ind w:left="216" w:hanging="144"/>
-      </w:pPr>
-      <w:r>
-        <w:rPr>
-          <w:sz w:val="16"/>
-        </w:rPr>
-        <w:t>• Presented “The Anatomy of Digital Haunting.”</w:t>
-      </w:r>
-    </w:p>
-    <w:p>
-      <w:pPr>
-        <w:pStyle w:val="CVItem"/>
-        <w:widowControl/>
-      </w:pPr>
-      <w:r>
-        <w:rPr>
-          <w:b/>
-        </w:rPr>
-        <w:t>Digital Humanities Summer Institute (DHSI), Université de Montréal</w:t>
-      </w:r>
-      <w:r>
-        <w:rPr>
-          <w:b w:val="0"/>
-          <w:color w:val="606662"/>
-        </w:rPr>
-        <w:t xml:space="preserve">    Jun 2026</w:t>
-      </w:r>
-    </w:p>
-    <w:p>
-      <w:pPr>
-        <w:widowControl/>
-        <w:spacing w:after="24"/>
-        <w:ind w:left="216" w:hanging="144"/>
-      </w:pPr>
-      <w:r>
-        <w:rPr>
-          <w:sz w:val="16"/>
-        </w:rPr>
-        <w:t>• Week 1: Introduction to Linked Open Data and the Semantic Web (8–12 Jun).</w:t>
-      </w:r>
-    </w:p>
-    <w:p>
-      <w:pPr>
-        <w:widowControl/>
-        <w:spacing w:after="24"/>
-        <w:ind w:left="216" w:hanging="144"/>
-      </w:pPr>
-      <w:r>
-        <w:rPr>
-          <w:sz w:val="16"/>
-        </w:rPr>
-        <w:t>• Week 2: AVAnnotate Open Source Application for Audiovisual Digital Exhibits and Editions (15–19 Jun).</w:t>
-      </w:r>
-    </w:p>
-    <w:p>
-      <w:pPr>
-        <w:pStyle w:val="CVItem"/>
-        <w:widowControl/>
-      </w:pPr>
-      <w:r>
-        <w:rPr>
-          <w:b/>
-        </w:rPr>
-        <w:t>Erasmus+ Blended Intensive Programme — A Journey into Knowledge and Reasoning, Silesian University of Technology</w:t>
-      </w:r>
-      <w:r>
-        <w:rPr>
-          <w:b w:val="0"/>
-          <w:color w:val="606662"/>
-        </w:rPr>
-        <w:t xml:space="preserve">    May–Jul 2026</w:t>
-      </w:r>
-    </w:p>
-    <w:p>
-      <w:pPr>
-        <w:widowControl/>
-        <w:spacing w:after="24"/>
-        <w:ind w:left="216" w:hanging="144"/>
-      </w:pPr>
-      <w:r>
-        <w:rPr>
-          <w:sz w:val="16"/>
-        </w:rPr>
-        <w:t>• Training in logic, knowledge representation, constraint programming, rule-based transformation, automata, argumentation, and interdisciplinary project work; in-person component in Gliwice, 6–10 Jul 2026.</w:t>
-      </w:r>
-    </w:p>
-    <w:p>
-      <w:pPr>
-        <w:pStyle w:val="CVItem"/>
-        <w:widowControl/>
-      </w:pPr>
-      <w:r>
-        <w:rPr>
-          <w:b/>
-        </w:rPr>
-        <w:t>NeoLLM 2026, Palma de Mallorca</w:t>
-      </w:r>
-      <w:r>
-        <w:rPr>
-          <w:b w:val="0"/>
-          <w:color w:val="606662"/>
-        </w:rPr>
-        <w:t xml:space="preserve">    May 2026</w:t>
-      </w:r>
-    </w:p>
-    <w:p>
-      <w:pPr>
-        <w:widowControl/>
-        <w:spacing w:after="24"/>
-        <w:ind w:left="216" w:hanging="144"/>
-      </w:pPr>
-      <w:r>
-        <w:rPr>
-          <w:sz w:val="16"/>
-        </w:rPr>
-        <w:t>• Presented “LLM-Based Frame and Stance Annotation.”</w:t>
-      </w:r>
-    </w:p>
-    <w:p>
-      <w:pPr>
-        <w:pStyle w:val="CVItem"/>
-        <w:widowControl/>
-      </w:pPr>
-      <w:r>
-        <w:rPr>
-          <w:b/>
-        </w:rPr>
-        <w:t>European Summer University in Digital Humanities, Besançon, France</w:t>
-      </w:r>
-      <w:r>
-        <w:rPr>
-          <w:b w:val="0"/>
-          <w:color w:val="606662"/>
-        </w:rPr>
-        <w:t xml:space="preserve">    Jul–Aug 2025</w:t>
-      </w:r>
-    </w:p>
-    <w:p>
-      <w:pPr>
-        <w:pStyle w:val="CVItem"/>
-        <w:widowControl/>
-      </w:pPr>
-      <w:r>
-        <w:rPr>
-          <w:b/>
-        </w:rPr>
-        <w:t>Deep Data Science for Digital History Summer School, University of Agder / Lesbos</w:t>
-      </w:r>
-      <w:r>
-        <w:rPr>
-          <w:b w:val="0"/>
-          <w:color w:val="606662"/>
-        </w:rPr>
-        <w:t xml:space="preserve">    Jun 2025</w:t>
-      </w:r>
-    </w:p>
-    <w:p>
-      <w:pPr>
-        <w:pStyle w:val="CVItem"/>
-        <w:widowControl/>
-      </w:pPr>
-      <w:r>
-        <w:rPr>
-          <w:b/>
-        </w:rPr>
-        <w:t>EUROPAST Summer School — Facing the Past: Public History for a Stronger Europe</w:t>
-      </w:r>
-      <w:r>
-        <w:rPr>
-          <w:b w:val="0"/>
-          <w:color w:val="606662"/>
-        </w:rPr>
-        <w:t xml:space="preserve">    Jul 2024</w:t>
-      </w:r>
-    </w:p>
-    <w:p>
-      <w:pPr>
-        <w:pStyle w:val="CVSection"/>
-        <w:widowControl/>
-      </w:pPr>
-      <w:r>
-        <w:t>HONORS AND AWARDS</w:t>
-      </w:r>
-    </w:p>
-    <w:p>
-      <w:pPr>
-        <w:pStyle w:val="CVItem"/>
-        <w:widowControl/>
-      </w:pPr>
-      <w:r>
-        <w:rPr>
-          <w:b/>
-        </w:rPr>
-        <w:t>Best Oral Presentation — 2nd International Conference on Computational Linguistics and Natural Language Processing (CLNLP 2025)</w:t>
-      </w:r>
-      <w:r>
-        <w:rPr>
-          <w:b w:val="0"/>
-          <w:color w:val="606662"/>
-        </w:rPr>
-        <w:t xml:space="preserve">    2025</w:t>
-      </w:r>
-    </w:p>
-    <w:p>
-      <w:pPr>
-        <w:pStyle w:val="CVItem"/>
-        <w:widowControl/>
-      </w:pPr>
-      <w:r>
-        <w:rPr>
-          <w:b/>
-        </w:rPr>
-        <w:t>Full Scholarship — Higher School of Economics</w:t>
-      </w:r>
-      <w:r>
-        <w:rPr>
-          <w:b w:val="0"/>
-          <w:color w:val="606662"/>
-        </w:rPr>
-        <w:t xml:space="preserve">    2020</w:t>
-      </w:r>
-    </w:p>
-    <w:p>
-      <w:pPr>
-        <w:pStyle w:val="CVItem"/>
-        <w:widowControl/>
-      </w:pPr>
-      <w:r>
-        <w:rPr>
-          <w:b/>
-        </w:rPr>
-        <w:t>Chinese National Inspirational Scholarship</w:t>
-      </w:r>
-      <w:r>
-        <w:rPr>
-          <w:b w:val="0"/>
-          <w:color w:val="606662"/>
-        </w:rPr>
-        <w:t xml:space="preserve">    2016</w:t>
-      </w:r>
-    </w:p>
-    <w:p>
-      <w:pPr>
-        <w:pStyle w:val="CVItem"/>
-        <w:widowControl/>
-      </w:pPr>
-      <w:r>
-        <w:rPr>
-          <w:b/>
-        </w:rPr>
-        <w:t>Second Prize — Eighth Henan Translation Competition</w:t>
-      </w:r>
-      <w:r>
-        <w:rPr>
-          <w:b w:val="0"/>
-          <w:color w:val="606662"/>
-        </w:rPr>
-        <w:t xml:space="preserve">    2016</w:t>
-      </w:r>
-    </w:p>
-    <w:p>
-      <w:pPr>
-        <w:pStyle w:val="CVItem"/>
-        <w:widowControl/>
-      </w:pPr>
-      <w:r>
-        <w:rPr>
-          <w:b/>
-        </w:rPr>
-        <w:t>Second Prize — 8th National College Students Ocean Knowledge Competition</w:t>
-      </w:r>
-      <w:r>
-        <w:rPr>
-          <w:b w:val="0"/>
-          <w:color w:val="606662"/>
-        </w:rPr>
-        <w:t xml:space="preserve">    2015</w:t>
-      </w:r>
-    </w:p>
-    <w:p>
-      <w:pPr>
-        <w:pStyle w:val="CVSection"/>
-        <w:widowControl/>
-      </w:pPr>
-      <w:r>
-        <w:t>METHODS AND TECHNICAL SKILLS</w:t>
-      </w:r>
-    </w:p>
-    <w:tbl>
-      <w:tblPr>
-        <w:tblW w:type="auto" w:w="0"/>
-        <w:jc w:val="center"/>
-        <w:tblLayout w:type="fixed"/>
-        <w:tblLook w:firstColumn="1" w:firstRow="1" w:lastColumn="0" w:lastRow="0" w:noHBand="0" w:noVBand="1" w:val="04A0"/>
-      </w:tblPr>
-      <w:tblGrid>
-        <w:gridCol w:w="2088"/>
-        <w:gridCol w:w="8280"/>
-      </w:tblGrid>
-      <w:tr>
-        <w:tc>
-          <w:tcPr>
-            <w:tcW w:type="dxa" w:w="5227"/>
-            <w:tcMar>
-              <w:top w:w="70" w:type="dxa"/>
-              <w:start w:w="80" w:type="dxa"/>
-              <w:bottom w:w="70" w:type="dxa"/>
-              <w:end w:w="80" w:type="dxa"/>
-            </w:tcMar>
-            <w:vAlign w:val="center"/>
-            <w:shd w:fill="DCEAE5"/>
-          </w:tcPr>
-          <w:p>
-            <w:pPr>
-              <w:spacing w:after="0"/>
-            </w:pPr>
-            <w:r/>
-            <w:r>
-              <w:rPr>
-                <w:rFonts w:ascii="Arial" w:hAnsi="Arial"/>
-                <w:b/>
-                <w:color w:val="181F1C"/>
-                <w:sz w:val="16"/>
-              </w:rPr>
-              <w:t>Area</w:t>
-            </w:r>
-          </w:p>
-        </w:tc>
-        <w:tc>
-          <w:tcPr>
-            <w:tcW w:type="dxa" w:w="5227"/>
-            <w:tcMar>
-              <w:top w:w="70" w:type="dxa"/>
-              <w:start w:w="80" w:type="dxa"/>
-              <w:bottom w:w="70" w:type="dxa"/>
-              <w:end w:w="80" w:type="dxa"/>
-            </w:tcMar>
-            <w:vAlign w:val="center"/>
-            <w:shd w:fill="DCEAE5"/>
-          </w:tcPr>
-          <w:p>
-            <w:pPr>
-              <w:spacing w:after="0"/>
-            </w:pPr>
-            <w:r/>
-            <w:r>
-              <w:rPr>
-                <w:rFonts w:ascii="Arial" w:hAnsi="Arial"/>
-                <w:b/>
-                <w:color w:val="181F1C"/>
-                <w:sz w:val="16"/>
-              </w:rPr>
-              <w:t>Experience</w:t>
-            </w:r>
-          </w:p>
-        </w:tc>
-      </w:tr>
-      <w:tr>
-        <w:tc>
-          <w:tcPr>
-            <w:tcW w:type="dxa" w:w="5227"/>
-            <w:tcMar>
-              <w:top w:w="70" w:type="dxa"/>
-              <w:start w:w="80" w:type="dxa"/>
-              <w:bottom w:w="70" w:type="dxa"/>
-              <w:end w:w="80" w:type="dxa"/>
-            </w:tcMar>
-            <w:vAlign w:val="center"/>
-            <w:shd w:fill="F4F6F3"/>
-          </w:tcPr>
-          <w:p>
-            <w:pPr>
-              <w:spacing w:after="0"/>
-            </w:pPr>
-            <w:r/>
-            <w:r>
-              <w:rPr>
-                <w:rFonts w:ascii="Arial" w:hAnsi="Arial"/>
-                <w:b/>
-                <w:color w:val="1F705E"/>
-                <w:sz w:val="16"/>
-              </w:rPr>
-              <w:t>NLP / LLMs</w:t>
-            </w:r>
-          </w:p>
-        </w:tc>
-        <w:tc>
-          <w:tcPr>
-            <w:tcW w:type="dxa" w:w="5227"/>
-            <w:tcMar>
-              <w:top w:w="70" w:type="dxa"/>
-              <w:start w:w="80" w:type="dxa"/>
-              <w:bottom w:w="70" w:type="dxa"/>
-              <w:end w:w="80" w:type="dxa"/>
-            </w:tcMar>
-            <w:vAlign w:val="center"/>
-            <w:shd w:fill="FFFFFF"/>
-          </w:tcPr>
-          <w:p>
-            <w:pPr>
-              <w:spacing w:after="0"/>
-            </w:pPr>
-            <w:r/>
-            <w:r>
-              <w:rPr>
-                <w:rFonts w:ascii="Arial" w:hAnsi="Arial"/>
-                <w:b w:val="0"/>
-                <w:color w:val="181F1C"/>
-                <w:sz w:val="16"/>
-              </w:rPr>
-              <w:t>LLM-assisted annotation and evaluation; prompt-strategy comparison; stance/frame classification; event/entity extraction; semantic similarity; topic modeling; OCR-aware processing.</w:t>
-            </w:r>
-          </w:p>
-        </w:tc>
-      </w:tr>
-      <w:tr>
-        <w:tc>
-          <w:tcPr>
-            <w:tcW w:type="dxa" w:w="5227"/>
-            <w:tcMar>
-              <w:top w:w="70" w:type="dxa"/>
-              <w:start w:w="80" w:type="dxa"/>
-              <w:bottom w:w="70" w:type="dxa"/>
-              <w:end w:w="80" w:type="dxa"/>
-            </w:tcMar>
-            <w:vAlign w:val="center"/>
-            <w:shd w:fill="F4F6F3"/>
-          </w:tcPr>
-          <w:p>
-            <w:pPr>
-              <w:spacing w:after="0"/>
-            </w:pPr>
-            <w:r/>
-            <w:r>
-              <w:rPr>
-                <w:rFonts w:ascii="Arial" w:hAnsi="Arial"/>
-                <w:b/>
-                <w:color w:val="1F705E"/>
-                <w:sz w:val="16"/>
-              </w:rPr>
-              <w:t>Tools</w:t>
-            </w:r>
-          </w:p>
-        </w:tc>
-        <w:tc>
-          <w:tcPr>
-            <w:tcW w:type="dxa" w:w="5227"/>
-            <w:tcMar>
-              <w:top w:w="70" w:type="dxa"/>
-              <w:start w:w="80" w:type="dxa"/>
-              <w:bottom w:w="70" w:type="dxa"/>
-              <w:end w:w="80" w:type="dxa"/>
-            </w:tcMar>
-            <w:vAlign w:val="center"/>
-            <w:shd w:fill="FFFFFF"/>
-          </w:tcPr>
-          <w:p>
-            <w:pPr>
-              <w:spacing w:after="0"/>
-            </w:pPr>
-            <w:r/>
-            <w:r>
-              <w:rPr>
-                <w:rFonts w:ascii="Arial" w:hAnsi="Arial"/>
-                <w:b w:val="0"/>
-                <w:color w:val="181F1C"/>
-                <w:sz w:val="16"/>
-              </w:rPr>
-              <w:t>Python, R, pandas, spaCy, Stanza, Stanford CoreNLP, SentenceTransformers, scikit-learn/Gensim, Hugging Face datasets, DuckDB.</w:t>
-            </w:r>
-          </w:p>
-        </w:tc>
-      </w:tr>
-      <w:tr>
-        <w:tc>
-          <w:tcPr>
-            <w:tcW w:type="dxa" w:w="5227"/>
-            <w:tcMar>
-              <w:top w:w="70" w:type="dxa"/>
-              <w:start w:w="80" w:type="dxa"/>
-              <w:bottom w:w="70" w:type="dxa"/>
-              <w:end w:w="80" w:type="dxa"/>
-            </w:tcMar>
-            <w:vAlign w:val="center"/>
-            <w:shd w:fill="F4F6F3"/>
-          </w:tcPr>
-          <w:p>
-            <w:pPr>
-              <w:spacing w:after="0"/>
-            </w:pPr>
-            <w:r/>
-            <w:r>
-              <w:rPr>
-                <w:rFonts w:ascii="Arial" w:hAnsi="Arial"/>
-                <w:b/>
-                <w:color w:val="1F705E"/>
-                <w:sz w:val="16"/>
-              </w:rPr>
-              <w:t>Infrastructure</w:t>
-            </w:r>
-          </w:p>
-        </w:tc>
-        <w:tc>
-          <w:tcPr>
-            <w:tcW w:type="dxa" w:w="5227"/>
-            <w:tcMar>
-              <w:top w:w="70" w:type="dxa"/>
-              <w:start w:w="80" w:type="dxa"/>
-              <w:bottom w:w="70" w:type="dxa"/>
-              <w:end w:w="80" w:type="dxa"/>
-            </w:tcMar>
-            <w:vAlign w:val="center"/>
-            <w:shd w:fill="FFFFFF"/>
-          </w:tcPr>
-          <w:p>
-            <w:pPr>
-              <w:spacing w:after="0"/>
-            </w:pPr>
-            <w:r/>
-            <w:r>
-              <w:rPr>
-                <w:rFonts w:ascii="Arial" w:hAnsi="Arial"/>
-                <w:b w:val="0"/>
-                <w:color w:val="181F1C"/>
-                <w:sz w:val="16"/>
-              </w:rPr>
-              <w:t>ULHPC/SLURM; large streaming datasets; reproducible batch processing and checkpointing.</w:t>
-            </w:r>
-          </w:p>
-        </w:tc>
-      </w:tr>
-      <w:tr>
-        <w:tc>
-          <w:tcPr>
-            <w:tcW w:type="dxa" w:w="5227"/>
-            <w:tcMar>
-              <w:top w:w="70" w:type="dxa"/>
-              <w:start w:w="80" w:type="dxa"/>
-              <w:bottom w:w="70" w:type="dxa"/>
-              <w:end w:w="80" w:type="dxa"/>
-            </w:tcMar>
-            <w:vAlign w:val="center"/>
-            <w:shd w:fill="F4F6F3"/>
-          </w:tcPr>
-          <w:p>
-            <w:pPr>
-              <w:spacing w:after="0"/>
-            </w:pPr>
-            <w:r/>
-            <w:r>
-              <w:rPr>
-                <w:rFonts w:ascii="Arial" w:hAnsi="Arial"/>
-                <w:b/>
-                <w:color w:val="1F705E"/>
-                <w:sz w:val="16"/>
-              </w:rPr>
-              <w:t>Evaluation</w:t>
-            </w:r>
-          </w:p>
-        </w:tc>
-        <w:tc>
-          <w:tcPr>
-            <w:tcW w:type="dxa" w:w="5227"/>
-            <w:tcMar>
-              <w:top w:w="70" w:type="dxa"/>
-              <w:start w:w="80" w:type="dxa"/>
-              <w:bottom w:w="70" w:type="dxa"/>
-              <w:end w:w="80" w:type="dxa"/>
-            </w:tcMar>
-            <w:vAlign w:val="center"/>
-            <w:shd w:fill="FFFFFF"/>
-          </w:tcPr>
-          <w:p>
-            <w:pPr>
-              <w:spacing w:after="0"/>
-            </w:pPr>
-            <w:r/>
-            <w:r>
-              <w:rPr>
-                <w:rFonts w:ascii="Arial" w:hAnsi="Arial"/>
-                <w:b w:val="0"/>
-                <w:color w:val="181F1C"/>
-                <w:sz w:val="16"/>
-              </w:rPr>
-              <w:t>Annotation design, gold-set construction, inter-annotator agreement, error analysis, source/reuse networks, quantitative visualization.</w:t>
-            </w:r>
-          </w:p>
-        </w:tc>
-      </w:tr>
-      <w:tr>
-        <w:tc>
-          <w:tcPr>
-            <w:tcW w:type="dxa" w:w="5227"/>
-            <w:tcMar>
-              <w:top w:w="70" w:type="dxa"/>
-              <w:start w:w="80" w:type="dxa"/>
-              <w:bottom w:w="70" w:type="dxa"/>
-              <w:end w:w="80" w:type="dxa"/>
-            </w:tcMar>
-            <w:vAlign w:val="center"/>
-            <w:shd w:fill="F4F6F3"/>
-          </w:tcPr>
-          <w:p>
-            <w:pPr>
-              <w:spacing w:after="0"/>
-            </w:pPr>
-            <w:r/>
-            <w:r>
-              <w:rPr>
-                <w:rFonts w:ascii="Arial" w:hAnsi="Arial"/>
-                <w:b/>
-                <w:color w:val="1F705E"/>
-                <w:sz w:val="16"/>
-              </w:rPr>
-              <w:t>Web / prototyping</w:t>
-            </w:r>
-          </w:p>
-        </w:tc>
-        <w:tc>
-          <w:tcPr>
-            <w:tcW w:type="dxa" w:w="5227"/>
-            <w:tcMar>
-              <w:top w:w="70" w:type="dxa"/>
-              <w:start w:w="80" w:type="dxa"/>
-              <w:bottom w:w="70" w:type="dxa"/>
-              <w:end w:w="80" w:type="dxa"/>
-            </w:tcMar>
-            <w:vAlign w:val="center"/>
-            <w:shd w:fill="FFFFFF"/>
-          </w:tcPr>
-          <w:p>
-            <w:pPr>
-              <w:spacing w:after="0"/>
-            </w:pPr>
-            <w:r/>
-            <w:r>
-              <w:rPr>
-                <w:rFonts w:ascii="Arial" w:hAnsi="Arial"/>
-                <w:b w:val="0"/>
-                <w:color w:val="181F1C"/>
-                <w:sz w:val="16"/>
-              </w:rPr>
-              <w:t>HTML, CSS, JavaScript; progressive web apps; browser-based interactive tools; lightweight Apps Script / Google Forms integrations.</w:t>
-            </w:r>
-          </w:p>
-        </w:tc>
-      </w:tr>
-      <w:tr>
-        <w:tc>
-          <w:tcPr>
-            <w:tcW w:type="dxa" w:w="5227"/>
-            <w:tcMar>
-              <w:top w:w="70" w:type="dxa"/>
-              <w:start w:w="80" w:type="dxa"/>
-              <w:bottom w:w="70" w:type="dxa"/>
-              <w:end w:w="80" w:type="dxa"/>
-            </w:tcMar>
-            <w:vAlign w:val="center"/>
-            <w:shd w:fill="F4F6F3"/>
-          </w:tcPr>
-          <w:p>
-            <w:pPr>
-              <w:spacing w:after="0"/>
-            </w:pPr>
-            <w:r/>
-            <w:r>
-              <w:rPr>
-                <w:rFonts w:ascii="Arial" w:hAnsi="Arial"/>
-                <w:b/>
-                <w:color w:val="1F705E"/>
-                <w:sz w:val="16"/>
-              </w:rPr>
-              <w:t>Languages</w:t>
-            </w:r>
-          </w:p>
-        </w:tc>
-        <w:tc>
-          <w:tcPr>
-            <w:tcW w:type="dxa" w:w="5227"/>
-            <w:tcMar>
-              <w:top w:w="70" w:type="dxa"/>
-              <w:start w:w="80" w:type="dxa"/>
-              <w:bottom w:w="70" w:type="dxa"/>
-              <w:end w:w="80" w:type="dxa"/>
-            </w:tcMar>
-            <w:vAlign w:val="center"/>
-            <w:shd w:fill="FFFFFF"/>
-          </w:tcPr>
-          <w:p>
-            <w:pPr>
-              <w:spacing w:after="0"/>
-            </w:pPr>
-            <w:r/>
-            <w:r>
-              <w:rPr>
-                <w:rFonts w:ascii="Arial" w:hAnsi="Arial"/>
-                <w:b w:val="0"/>
-                <w:color w:val="181F1C"/>
-                <w:sz w:val="16"/>
-              </w:rPr>
-              <w:t>Chinese (native); English (fluent).</w:t>
-            </w:r>
-          </w:p>
-        </w:tc>
-      </w:tr>
-    </w:tbl>
     <w:sectPr>
-      <w:footerReference w:type="default" r:id="rId18"/>
+      <w:footerReference w:type="default" r:id="rId9"/>
       <w:pgSz w:w="12240" w:h="15840"/>
-      <w:pgMar w:top="749" w:right="893" w:bottom="749" w:left="893" w:header="720" w:footer="720" w:gutter="0"/>
+      <w:pgMar w:top="749" w:right="979" w:bottom="749" w:left="979" w:header="317" w:footer="360" w:gutter="0"/>
       <w:cols w:space="720"/>
       <w:docGrid w:linePitch="360"/>
     </w:sectPr>
@@ -1633,16 +780,17 @@
   <w:p>
     <w:pPr>
       <w:pStyle w:val="Footer"/>
-      <w:jc w:val="center"/>
+      <w:jc w:val="right"/>
     </w:pPr>
     <w:r>
       <w:rPr>
         <w:rFonts w:ascii="Arial" w:hAnsi="Arial"/>
-        <w:color w:val="606662"/>
-        <w:sz w:val="14"/>
-      </w:rPr>
-      <w:t>Wanshu Zhang — Public CV — October 2026</w:t>
+        <w:color w:val="666666"/>
+        <w:sz w:val="16"/>
+      </w:rPr>
+      <w:t xml:space="preserve">Wanshu Zhang  |  CV  |  </w:t>
     </w:r>
+    <w:fldSimple w:instr="PAGE"/>
   </w:p>
 </w:ftr>
 </file>
@@ -2011,12 +1159,13 @@
     <w:qFormat/>
     <w:rsid w:val="00FC693F"/>
     <w:pPr>
-      <w:spacing w:after="34" w:line="247" w:lineRule="auto"/>
+      <w:widowControl/>
+      <w:spacing w:line="242" w:lineRule="auto" w:after="60"/>
     </w:pPr>
     <w:rPr>
       <w:rFonts w:ascii="Arial" w:hAnsi="Arial"/>
-      <w:color w:val="181F1C"/>
-      <w:sz w:val="17"/>
+      <w:color w:val="202020"/>
+      <w:sz w:val="22"/>
     </w:rPr>
   </w:style>
   <w:style w:type="paragraph" w:styleId="Header">
@@ -2074,15 +1223,15 @@
     <w:pPr>
       <w:keepNext/>
       <w:keepLines/>
-      <w:spacing w:before="480" w:after="0"/>
+      <w:spacing w:before="140" w:after="60"/>
       <w:outlineLvl w:val="0"/>
     </w:pPr>
     <w:rPr>
-      <w:rFonts w:asciiTheme="majorHAnsi" w:eastAsiaTheme="majorEastAsia" w:hAnsiTheme="majorHAnsi" w:cstheme="majorBidi"/>
+      <w:rFonts w:asciiTheme="majorHAnsi" w:eastAsiaTheme="majorEastAsia" w:hAnsiTheme="majorHAnsi" w:cstheme="majorBidi" w:ascii="Arial" w:hAnsi="Arial"/>
       <w:b/>
       <w:bCs/>
-      <w:color w:val="365F91" w:themeColor="accent1" w:themeShade="BF"/>
-      <w:sz w:val="28"/>
+      <w:color w:val="1F625B"/>
+      <w:sz w:val="23"/>
       <w:szCs w:val="28"/>
     </w:rPr>
   </w:style>
@@ -2098,15 +1247,15 @@
     <w:pPr>
       <w:keepNext/>
       <w:keepLines/>
-      <w:spacing w:before="200" w:after="0"/>
+      <w:spacing w:before="140" w:after="60"/>
       <w:outlineLvl w:val="1"/>
     </w:pPr>
     <w:rPr>
-      <w:rFonts w:asciiTheme="majorHAnsi" w:eastAsiaTheme="majorEastAsia" w:hAnsiTheme="majorHAnsi" w:cstheme="majorBidi"/>
+      <w:rFonts w:asciiTheme="majorHAnsi" w:eastAsiaTheme="majorEastAsia" w:hAnsiTheme="majorHAnsi" w:cstheme="majorBidi" w:ascii="Arial" w:hAnsi="Arial"/>
       <w:b/>
       <w:bCs/>
-      <w:color w:val="4F81BD" w:themeColor="accent1"/>
-      <w:sz w:val="26"/>
+      <w:color w:val="1F625B"/>
+      <w:sz w:val="23"/>
       <w:szCs w:val="26"/>
     </w:rPr>
   </w:style>
@@ -13701,43 +12850,54 @@
       </w:tcPr>
     </w:tblStylePr>
   </w:style>
-  <w:style w:type="paragraph" w:customStyle="1" w:styleId="CVSection">
-    <w:name w:val="CV Section"/>
-    <w:pPr>
-      <w:keepNext/>
-      <w:spacing w:before="140" w:after="60"/>
+  <w:style w:type="paragraph" w:customStyle="1" w:styleId="Small">
+    <w:name w:val="Small"/>
+    <w:basedOn w:val="Normal"/>
+    <w:pPr>
+      <w:widowControl/>
+      <w:spacing w:after="60" w:line="245" w:lineRule="auto"/>
     </w:pPr>
     <w:rPr>
       <w:rFonts w:ascii="Arial" w:hAnsi="Arial"/>
-      <w:b/>
-      <w:color w:val="1F705E"/>
-      <w:sz w:val="21"/>
+      <w:sz w:val="19"/>
     </w:rPr>
   </w:style>
-  <w:style w:type="paragraph" w:customStyle="1" w:styleId="CVItem">
-    <w:name w:val="CV Item"/>
+  <w:style w:type="paragraph" w:customStyle="1" w:styleId="CVEntry">
+    <w:name w:val="CV Entry"/>
+    <w:basedOn w:val="Normal"/>
     <w:pPr>
       <w:keepNext/>
-      <w:spacing w:before="60" w:after="10"/>
+      <w:widowControl/>
+      <w:spacing w:after="60" w:line="245" w:lineRule="auto" w:before="60"/>
     </w:pPr>
     <w:rPr>
       <w:rFonts w:ascii="Arial" w:hAnsi="Arial"/>
-      <w:b/>
-      <w:color w:val="181F1C"/>
-      <w:sz w:val="18"/>
+      <w:sz w:val="22"/>
     </w:rPr>
   </w:style>
-  <w:style w:type="paragraph" w:customStyle="1" w:styleId="CVSmall">
-    <w:name w:val="CV Small"/>
-    <w:pPr>
-      <w:keepNext w:val="0"/>
-      <w:spacing w:before="0" w:after="0"/>
+  <w:style w:type="paragraph" w:customStyle="1" w:styleId="CVDescription">
+    <w:name w:val="CV Description"/>
+    <w:basedOn w:val="Normal"/>
+    <w:pPr>
+      <w:widowControl/>
+      <w:spacing w:after="60" w:line="245" w:lineRule="auto"/>
+      <w:ind w:left="144"/>
     </w:pPr>
     <w:rPr>
       <w:rFonts w:ascii="Arial" w:hAnsi="Arial"/>
-      <w:b w:val="0"/>
-      <w:color w:val="606662"/>
-      <w:sz w:val="15"/>
+      <w:sz w:val="22"/>
+    </w:rPr>
+  </w:style>
+  <w:style w:type="paragraph" w:customStyle="1" w:styleId="Reference">
+    <w:name w:val="Reference"/>
+    <w:basedOn w:val="Normal"/>
+    <w:pPr>
+      <w:widowControl/>
+      <w:spacing w:after="60" w:line="245" w:lineRule="auto"/>
+    </w:pPr>
+    <w:rPr>
+      <w:rFonts w:ascii="Arial" w:hAnsi="Arial"/>
+      <w:sz w:val="19"/>
     </w:rPr>
   </w:style>
 </w:styles>
